--- a/source/ms/Course 1_ Basic Nutrition/1 Lesson 2_ Food Groups.docx
+++ b/source/ms/Course 1_ Basic Nutrition/1 Lesson 2_ Food Groups.docx
@@ -6355,7 +6355,7 @@
           <w:szCs w:val="26"/>
           <w:rtl w:val="0"/>
         </w:rPr>
-        <w:t xml:space="preserve">10. What type of fruit is most nutrient dense?</w:t>
+        <w:t>Which statement about fruit is most accurate?</w:t>
       </w:r>
     </w:p>
     <w:p>
@@ -6381,12 +6381,9 @@
       </w:pPr>
       <w:r>
         <w:rPr>
-          <w:color w:val="24242c"/>
-          <w:sz w:val="26"/>
-          <w:szCs w:val="26"/>
-          <w:rtl w:val="0"/>
-        </w:rPr>
-        <w:t xml:space="preserve">Frozen</w:t>
+          <w:i w:val="0"/>
+        </w:rPr>
+        <w:t>Fresh, frozen and canned fruit can all be nutritious; check labels for added sugar or syrup</w:t>
       </w:r>
     </w:p>
     <w:p>
@@ -6411,13 +6408,7 @@
         </w:rPr>
       </w:pPr>
       <w:r>
-        <w:rPr>
-          <w:color w:val="24242c"/>
-          <w:sz w:val="26"/>
-          <w:szCs w:val="26"/>
-          <w:rtl w:val="0"/>
-        </w:rPr>
-        <w:t xml:space="preserve">Cooked</w:t>
+        <w:t>Always pick fresh fruit because frozen and canned are never nutritious</w:t>
       </w:r>
     </w:p>
     <w:p>
@@ -6473,13 +6464,7 @@
         </w:rPr>
       </w:pPr>
       <w:r>
-        <w:rPr>
-          <w:color w:val="24242c"/>
-          <w:sz w:val="26"/>
-          <w:szCs w:val="26"/>
-          <w:rtl w:val="0"/>
-        </w:rPr>
-        <w:t xml:space="preserve">Canned</w:t>
+        <w:t>Choose fruit juice since it provides vitamins without the need to chew</w:t>
       </w:r>
     </w:p>
     <w:p>
@@ -6799,18 +6784,7 @@
         </w:rPr>
       </w:pPr>
       <w:r>
-        <w:rPr>
-          <w:color w:val="24242c"/>
-          <w:sz w:val="26"/>
-          <w:szCs w:val="26"/>
-          <w:rtl w:val="0"/>
-        </w:rPr>
-        <w:t xml:space="preserve">C</w:t>
-      </w:r>
-      <w:r>
-        <w:rPr>
-          <w:rtl w:val="0"/>
-        </w:rPr>
+        <w:t>A</w:t>
       </w:r>
     </w:p>
     <w:p>
